--- a/Ajuda/Tutorial — Clonar banco PostgreSQL local (produção → testes).docx
+++ b/Ajuda/Tutorial — Clonar banco PostgreSQL local (produção → testes).docx
@@ -5,6 +5,441 @@
     <w:p>
       <w:pPr>
         <w:rPr>
+          <w:rFonts w:ascii="Segoe UI Emoji" w:hAnsi="Segoe UI Emoji" w:cs="Segoe UI Emoji"/>
+          <w:b/>
+          <w:bCs/>
+        </w:rPr>
+      </w:pPr>
+      <w:proofErr w:type="spellStart"/>
+      <w:r>
+        <w:rPr>
+          <w:rFonts w:ascii="Segoe UI Emoji" w:hAnsi="Segoe UI Emoji" w:cs="Segoe UI Emoji"/>
+          <w:b/>
+          <w:bCs/>
+        </w:rPr>
+        <w:t>cd</w:t>
+      </w:r>
+      <w:proofErr w:type="spellEnd"/>
+      <w:r>
+        <w:rPr>
+          <w:rFonts w:ascii="Segoe UI Emoji" w:hAnsi="Segoe UI Emoji" w:cs="Segoe UI Emoji"/>
+          <w:b/>
+          <w:bCs/>
+        </w:rPr>
+        <w:t xml:space="preserve"> "C:\Program Files\PostgreSQL\18\bin"</w:t>
+      </w:r>
+    </w:p>
+    <w:p>
+      <w:pPr>
+        <w:rPr>
+          <w:rFonts w:ascii="Segoe UI Emoji" w:hAnsi="Segoe UI Emoji" w:cs="Segoe UI Emoji"/>
+          <w:b/>
+          <w:bCs/>
+        </w:rPr>
+      </w:pPr>
+    </w:p>
+    <w:p>
+      <w:pPr>
+        <w:rPr>
+          <w:rFonts w:ascii="Segoe UI Emoji" w:hAnsi="Segoe UI Emoji" w:cs="Segoe UI Emoji"/>
+          <w:b/>
+          <w:bCs/>
+        </w:rPr>
+      </w:pPr>
+      <w:r>
+        <w:rPr>
+          <w:rFonts w:ascii="Segoe UI Emoji" w:hAnsi="Segoe UI Emoji" w:cs="Segoe UI Emoji"/>
+          <w:b/>
+          <w:bCs/>
+        </w:rPr>
+        <w:t>.\</w:t>
+      </w:r>
+      <w:proofErr w:type="spellStart"/>
+      <w:r>
+        <w:rPr>
+          <w:rFonts w:ascii="Segoe UI Emoji" w:hAnsi="Segoe UI Emoji" w:cs="Segoe UI Emoji"/>
+          <w:b/>
+          <w:bCs/>
+        </w:rPr>
+        <w:t>psql</w:t>
+      </w:r>
+      <w:proofErr w:type="spellEnd"/>
+      <w:r>
+        <w:rPr>
+          <w:rFonts w:ascii="Segoe UI Emoji" w:hAnsi="Segoe UI Emoji" w:cs="Segoe UI Emoji"/>
+          <w:b/>
+          <w:bCs/>
+        </w:rPr>
+        <w:t xml:space="preserve"> -U </w:t>
+      </w:r>
+      <w:proofErr w:type="spellStart"/>
+      <w:r>
+        <w:rPr>
+          <w:rFonts w:ascii="Segoe UI Emoji" w:hAnsi="Segoe UI Emoji" w:cs="Segoe UI Emoji"/>
+          <w:b/>
+          <w:bCs/>
+        </w:rPr>
+        <w:t>postgres</w:t>
+      </w:r>
+      <w:proofErr w:type="spellEnd"/>
+    </w:p>
+    <w:p>
+      <w:pPr>
+        <w:rPr>
+          <w:rFonts w:ascii="Segoe UI Emoji" w:hAnsi="Segoe UI Emoji" w:cs="Segoe UI Emoji"/>
+          <w:b/>
+          <w:bCs/>
+        </w:rPr>
+      </w:pPr>
+    </w:p>
+    <w:p>
+      <w:pPr>
+        <w:rPr>
+          <w:rFonts w:ascii="Segoe UI Emoji" w:hAnsi="Segoe UI Emoji" w:cs="Segoe UI Emoji"/>
+          <w:b/>
+          <w:bCs/>
+        </w:rPr>
+      </w:pPr>
+      <w:r>
+        <w:rPr>
+          <w:rFonts w:ascii="Segoe UI Emoji" w:hAnsi="Segoe UI Emoji" w:cs="Segoe UI Emoji"/>
+          <w:b/>
+          <w:bCs/>
+        </w:rPr>
+        <w:t xml:space="preserve">CREATE DATABASE </w:t>
+      </w:r>
+      <w:proofErr w:type="spellStart"/>
+      <w:r>
+        <w:rPr>
+          <w:rFonts w:ascii="Segoe UI Emoji" w:hAnsi="Segoe UI Emoji" w:cs="Segoe UI Emoji"/>
+          <w:b/>
+          <w:bCs/>
+        </w:rPr>
+        <w:t>postgres_teste</w:t>
+      </w:r>
+      <w:proofErr w:type="spellEnd"/>
+      <w:r>
+        <w:rPr>
+          <w:rFonts w:ascii="Segoe UI Emoji" w:hAnsi="Segoe UI Emoji" w:cs="Segoe UI Emoji"/>
+          <w:b/>
+          <w:bCs/>
+        </w:rPr>
+        <w:t xml:space="preserve"> TEMPLATE </w:t>
+      </w:r>
+      <w:proofErr w:type="spellStart"/>
+      <w:r>
+        <w:rPr>
+          <w:rFonts w:ascii="Segoe UI Emoji" w:hAnsi="Segoe UI Emoji" w:cs="Segoe UI Emoji"/>
+          <w:b/>
+          <w:bCs/>
+        </w:rPr>
+        <w:t>postgres</w:t>
+      </w:r>
+      <w:proofErr w:type="spellEnd"/>
+      <w:r>
+        <w:rPr>
+          <w:rFonts w:ascii="Segoe UI Emoji" w:hAnsi="Segoe UI Emoji" w:cs="Segoe UI Emoji"/>
+          <w:b/>
+          <w:bCs/>
+        </w:rPr>
+        <w:t>;</w:t>
+      </w:r>
+    </w:p>
+    <w:p>
+      <w:pPr>
+        <w:rPr>
+          <w:rFonts w:ascii="Segoe UI Emoji" w:hAnsi="Segoe UI Emoji" w:cs="Segoe UI Emoji"/>
+          <w:b/>
+          <w:bCs/>
+        </w:rPr>
+      </w:pPr>
+      <w:r>
+        <w:rPr>
+          <w:rFonts w:ascii="Segoe UI Emoji" w:hAnsi="Segoe UI Emoji" w:cs="Segoe UI Emoji"/>
+          <w:b/>
+          <w:bCs/>
+        </w:rPr>
+        <w:t>\q</w:t>
+      </w:r>
+    </w:p>
+    <w:p>
+      <w:pPr>
+        <w:rPr>
+          <w:rFonts w:ascii="Segoe UI Emoji" w:hAnsi="Segoe UI Emoji" w:cs="Segoe UI Emoji"/>
+          <w:b/>
+          <w:bCs/>
+        </w:rPr>
+      </w:pPr>
+      <w:r>
+        <w:rPr>
+          <w:rFonts w:ascii="Segoe UI Emoji" w:hAnsi="Segoe UI Emoji" w:cs="Segoe UI Emoji"/>
+          <w:b/>
+          <w:bCs/>
+        </w:rPr>
+        <w:t>.\</w:t>
+      </w:r>
+      <w:proofErr w:type="spellStart"/>
+      <w:r>
+        <w:rPr>
+          <w:rFonts w:ascii="Segoe UI Emoji" w:hAnsi="Segoe UI Emoji" w:cs="Segoe UI Emoji"/>
+          <w:b/>
+          <w:bCs/>
+        </w:rPr>
+        <w:t>pg_restore</w:t>
+      </w:r>
+      <w:proofErr w:type="spellEnd"/>
+      <w:r>
+        <w:rPr>
+          <w:rFonts w:ascii="Segoe UI Emoji" w:hAnsi="Segoe UI Emoji" w:cs="Segoe UI Emoji"/>
+          <w:b/>
+          <w:bCs/>
+        </w:rPr>
+        <w:t xml:space="preserve"> -h </w:t>
+      </w:r>
+      <w:proofErr w:type="spellStart"/>
+      <w:r>
+        <w:rPr>
+          <w:rFonts w:ascii="Segoe UI Emoji" w:hAnsi="Segoe UI Emoji" w:cs="Segoe UI Emoji"/>
+          <w:b/>
+          <w:bCs/>
+        </w:rPr>
+        <w:t>localhost</w:t>
+      </w:r>
+      <w:proofErr w:type="spellEnd"/>
+      <w:r>
+        <w:rPr>
+          <w:rFonts w:ascii="Segoe UI Emoji" w:hAnsi="Segoe UI Emoji" w:cs="Segoe UI Emoji"/>
+          <w:b/>
+          <w:bCs/>
+        </w:rPr>
+        <w:t xml:space="preserve"> -U </w:t>
+      </w:r>
+      <w:proofErr w:type="spellStart"/>
+      <w:r>
+        <w:rPr>
+          <w:rFonts w:ascii="Segoe UI Emoji" w:hAnsi="Segoe UI Emoji" w:cs="Segoe UI Emoji"/>
+          <w:b/>
+          <w:bCs/>
+        </w:rPr>
+        <w:t>postgres</w:t>
+      </w:r>
+      <w:proofErr w:type="spellEnd"/>
+      <w:r>
+        <w:rPr>
+          <w:rFonts w:ascii="Segoe UI Emoji" w:hAnsi="Segoe UI Emoji" w:cs="Segoe UI Emoji"/>
+          <w:b/>
+          <w:bCs/>
+        </w:rPr>
+        <w:t xml:space="preserve"> -d </w:t>
+      </w:r>
+      <w:proofErr w:type="spellStart"/>
+      <w:r>
+        <w:rPr>
+          <w:rFonts w:ascii="Segoe UI Emoji" w:hAnsi="Segoe UI Emoji" w:cs="Segoe UI Emoji"/>
+          <w:b/>
+          <w:bCs/>
+        </w:rPr>
+        <w:t>postgres_teste</w:t>
+      </w:r>
+      <w:proofErr w:type="spellEnd"/>
+      <w:r>
+        <w:rPr>
+          <w:rFonts w:ascii="Segoe UI Emoji" w:hAnsi="Segoe UI Emoji" w:cs="Segoe UI Emoji"/>
+          <w:b/>
+          <w:bCs/>
+        </w:rPr>
+        <w:t xml:space="preserve"> -v "C:\backups_postgres\cartola_fc\teste_</w:t>
+      </w:r>
+      <w:r>
+        <w:rPr>
+          <w:rFonts w:ascii="Segoe UI Emoji" w:hAnsi="Segoe UI Emoji" w:cs="Segoe UI Emoji"/>
+          <w:b/>
+          <w:bCs/>
+        </w:rPr>
+        <w:t>2</w:t>
+      </w:r>
+      <w:r>
+        <w:rPr>
+          <w:rFonts w:ascii="Segoe UI Emoji" w:hAnsi="Segoe UI Emoji" w:cs="Segoe UI Emoji"/>
+          <w:b/>
+          <w:bCs/>
+        </w:rPr>
+        <w:t>.backup"</w:t>
+      </w:r>
+    </w:p>
+    <w:p>
+      <w:pPr>
+        <w:rPr>
+          <w:rFonts w:ascii="Segoe UI Emoji" w:hAnsi="Segoe UI Emoji" w:cs="Segoe UI Emoji"/>
+          <w:b/>
+          <w:bCs/>
+        </w:rPr>
+      </w:pPr>
+    </w:p>
+    <w:p>
+      <w:pPr>
+        <w:rPr>
+          <w:rFonts w:ascii="Segoe UI Emoji" w:hAnsi="Segoe UI Emoji" w:cs="Segoe UI Emoji"/>
+          <w:b/>
+          <w:bCs/>
+        </w:rPr>
+      </w:pPr>
+      <w:r>
+        <w:rPr>
+          <w:rFonts w:ascii="Segoe UI Emoji" w:hAnsi="Segoe UI Emoji" w:cs="Segoe UI Emoji"/>
+          <w:b/>
+          <w:bCs/>
+        </w:rPr>
+        <w:t xml:space="preserve">CREATE DATABASE </w:t>
+      </w:r>
+      <w:proofErr w:type="spellStart"/>
+      <w:r>
+        <w:rPr>
+          <w:rFonts w:ascii="Segoe UI Emoji" w:hAnsi="Segoe UI Emoji" w:cs="Segoe UI Emoji"/>
+          <w:b/>
+          <w:bCs/>
+        </w:rPr>
+        <w:t>postgres_teste</w:t>
+      </w:r>
+      <w:proofErr w:type="spellEnd"/>
+      <w:r>
+        <w:rPr>
+          <w:rFonts w:ascii="Segoe UI Emoji" w:hAnsi="Segoe UI Emoji" w:cs="Segoe UI Emoji"/>
+          <w:b/>
+          <w:bCs/>
+        </w:rPr>
+        <w:t xml:space="preserve"> TEMPLATE </w:t>
+      </w:r>
+      <w:proofErr w:type="spellStart"/>
+      <w:r>
+        <w:rPr>
+          <w:rFonts w:ascii="Segoe UI Emoji" w:hAnsi="Segoe UI Emoji" w:cs="Segoe UI Emoji"/>
+          <w:b/>
+          <w:bCs/>
+        </w:rPr>
+        <w:t>postgres</w:t>
+      </w:r>
+      <w:proofErr w:type="spellEnd"/>
+      <w:r>
+        <w:rPr>
+          <w:rFonts w:ascii="Segoe UI Emoji" w:hAnsi="Segoe UI Emoji" w:cs="Segoe UI Emoji"/>
+          <w:b/>
+          <w:bCs/>
+        </w:rPr>
+        <w:t>;</w:t>
+      </w:r>
+    </w:p>
+    <w:p>
+      <w:pPr>
+        <w:rPr>
+          <w:rFonts w:ascii="Segoe UI Emoji" w:hAnsi="Segoe UI Emoji" w:cs="Segoe UI Emoji"/>
+          <w:b/>
+          <w:bCs/>
+        </w:rPr>
+      </w:pPr>
+    </w:p>
+    <w:p>
+      <w:pPr>
+        <w:rPr>
+          <w:rFonts w:ascii="Segoe UI Emoji" w:hAnsi="Segoe UI Emoji" w:cs="Segoe UI Emoji"/>
+          <w:b/>
+          <w:bCs/>
+        </w:rPr>
+      </w:pPr>
+      <w:proofErr w:type="spellStart"/>
+      <w:r>
+        <w:rPr>
+          <w:rFonts w:ascii="Segoe UI Emoji" w:hAnsi="Segoe UI Emoji" w:cs="Segoe UI Emoji"/>
+          <w:b/>
+          <w:bCs/>
+        </w:rPr>
+        <w:t>pg_restore</w:t>
+      </w:r>
+      <w:proofErr w:type="spellEnd"/>
+      <w:r>
+        <w:rPr>
+          <w:rFonts w:ascii="Segoe UI Emoji" w:hAnsi="Segoe UI Emoji" w:cs="Segoe UI Emoji"/>
+          <w:b/>
+          <w:bCs/>
+        </w:rPr>
+        <w:t xml:space="preserve"> -h </w:t>
+      </w:r>
+      <w:proofErr w:type="spellStart"/>
+      <w:r>
+        <w:rPr>
+          <w:rFonts w:ascii="Segoe UI Emoji" w:hAnsi="Segoe UI Emoji" w:cs="Segoe UI Emoji"/>
+          <w:b/>
+          <w:bCs/>
+        </w:rPr>
+        <w:t>localhost</w:t>
+      </w:r>
+      <w:proofErr w:type="spellEnd"/>
+      <w:r>
+        <w:rPr>
+          <w:rFonts w:ascii="Segoe UI Emoji" w:hAnsi="Segoe UI Emoji" w:cs="Segoe UI Emoji"/>
+          <w:b/>
+          <w:bCs/>
+        </w:rPr>
+        <w:t xml:space="preserve"> -U </w:t>
+      </w:r>
+      <w:proofErr w:type="spellStart"/>
+      <w:r>
+        <w:rPr>
+          <w:rFonts w:ascii="Segoe UI Emoji" w:hAnsi="Segoe UI Emoji" w:cs="Segoe UI Emoji"/>
+          <w:b/>
+          <w:bCs/>
+        </w:rPr>
+        <w:t>postgres</w:t>
+      </w:r>
+      <w:proofErr w:type="spellEnd"/>
+      <w:r>
+        <w:rPr>
+          <w:rFonts w:ascii="Segoe UI Emoji" w:hAnsi="Segoe UI Emoji" w:cs="Segoe UI Emoji"/>
+          <w:b/>
+          <w:bCs/>
+        </w:rPr>
+        <w:t xml:space="preserve"> -d </w:t>
+      </w:r>
+      <w:proofErr w:type="spellStart"/>
+      <w:r>
+        <w:rPr>
+          <w:rFonts w:ascii="Segoe UI Emoji" w:hAnsi="Segoe UI Emoji" w:cs="Segoe UI Emoji"/>
+          <w:b/>
+          <w:bCs/>
+        </w:rPr>
+        <w:t>postgres_teste</w:t>
+      </w:r>
+      <w:proofErr w:type="spellEnd"/>
+      <w:r>
+        <w:rPr>
+          <w:rFonts w:ascii="Segoe UI Emoji" w:hAnsi="Segoe UI Emoji" w:cs="Segoe UI Emoji"/>
+          <w:b/>
+          <w:bCs/>
+        </w:rPr>
+        <w:t xml:space="preserve"> -v "C:\backups_postgres\cartola_fc\teste_2.backup"</w:t>
+      </w:r>
+    </w:p>
+    <w:p>
+      <w:pPr>
+        <w:rPr>
+          <w:rFonts w:ascii="Segoe UI Emoji" w:hAnsi="Segoe UI Emoji" w:cs="Segoe UI Emoji"/>
+          <w:b/>
+          <w:bCs/>
+        </w:rPr>
+      </w:pPr>
+    </w:p>
+    <w:p>
+      <w:pPr>
+        <w:rPr>
+          <w:rFonts w:ascii="Segoe UI Emoji" w:hAnsi="Segoe UI Emoji" w:cs="Segoe UI Emoji"/>
+          <w:b/>
+          <w:bCs/>
+        </w:rPr>
+      </w:pPr>
+    </w:p>
+    <w:p>
+      <w:pPr>
+        <w:rPr>
           <w:b/>
           <w:bCs/>
         </w:rPr>
@@ -92,7 +527,7 @@
     <w:p>
       <w:r>
         <w:pict w14:anchorId="6EC17300">
-          <v:rect id="_x0000_i1103" style="width:0;height:1.5pt" o:hralign="center" o:hrstd="t" o:hr="t" fillcolor="#a0a0a0" stroked="f"/>
+          <v:rect id="_x0000_i1025" style="width:0;height:1.5pt" o:hralign="center" o:hrstd="t" o:hr="t" fillcolor="#a0a0a0" stroked="f"/>
         </w:pict>
       </w:r>
     </w:p>
@@ -229,7 +664,7 @@
     <w:p>
       <w:r>
         <w:pict w14:anchorId="0E65C7F4">
-          <v:rect id="_x0000_i1104" style="width:0;height:1.5pt" o:hralign="center" o:hrstd="t" o:hr="t" fillcolor="#a0a0a0" stroked="f"/>
+          <v:rect id="_x0000_i1026" style="width:0;height:1.5pt" o:hralign="center" o:hrstd="t" o:hr="t" fillcolor="#a0a0a0" stroked="f"/>
         </w:pict>
       </w:r>
     </w:p>
@@ -302,6 +737,7 @@
         </w:numPr>
       </w:pPr>
       <w:r>
+        <w:lastRenderedPageBreak/>
         <w:t>Bancos existentes:</w:t>
       </w:r>
     </w:p>
@@ -340,7 +776,7 @@
     <w:p>
       <w:r>
         <w:pict w14:anchorId="71B4A657">
-          <v:rect id="_x0000_i1105" style="width:0;height:1.5pt" o:hralign="center" o:hrstd="t" o:hr="t" fillcolor="#a0a0a0" stroked="f"/>
+          <v:rect id="_x0000_i1027" style="width:0;height:1.5pt" o:hralign="center" o:hrstd="t" o:hr="t" fillcolor="#a0a0a0" stroked="f"/>
         </w:pict>
       </w:r>
     </w:p>
@@ -385,7 +821,7 @@
     <w:p>
       <w:r>
         <w:pict w14:anchorId="3A5E5B7B">
-          <v:rect id="_x0000_i1106" style="width:0;height:1.5pt" o:hralign="center" o:hrstd="t" o:hr="t" fillcolor="#a0a0a0" stroked="f"/>
+          <v:rect id="_x0000_i1028" style="width:0;height:1.5pt" o:hralign="center" o:hrstd="t" o:hr="t" fillcolor="#a0a0a0" stroked="f"/>
         </w:pict>
       </w:r>
     </w:p>
@@ -456,7 +892,7 @@
     <w:p>
       <w:r>
         <w:pict w14:anchorId="50E84B89">
-          <v:rect id="_x0000_i1107" style="width:0;height:1.5pt" o:hralign="center" o:hrstd="t" o:hr="t" fillcolor="#a0a0a0" stroked="f"/>
+          <v:rect id="_x0000_i1029" style="width:0;height:1.5pt" o:hralign="center" o:hrstd="t" o:hr="t" fillcolor="#a0a0a0" stroked="f"/>
         </w:pict>
       </w:r>
     </w:p>
@@ -510,7 +946,6 @@
     </w:p>
     <w:p>
       <w:r>
-        <w:lastRenderedPageBreak/>
         <w:t>Execute o comando:</w:t>
       </w:r>
     </w:p>
@@ -672,7 +1107,7 @@
     <w:p>
       <w:r>
         <w:pict w14:anchorId="7AA6960A">
-          <v:rect id="_x0000_i1108" style="width:0;height:1.5pt" o:hralign="center" o:hrstd="t" o:hr="t" fillcolor="#a0a0a0" stroked="f"/>
+          <v:rect id="_x0000_i1030" style="width:0;height:1.5pt" o:hralign="center" o:hrstd="t" o:hr="t" fillcolor="#a0a0a0" stroked="f"/>
         </w:pict>
       </w:r>
     </w:p>
@@ -718,6 +1153,7 @@
     <w:p>
       <w:proofErr w:type="spellStart"/>
       <w:r>
+        <w:lastRenderedPageBreak/>
         <w:t>dir</w:t>
       </w:r>
       <w:proofErr w:type="spellEnd"/>
@@ -746,7 +1182,7 @@
     <w:p>
       <w:r>
         <w:pict w14:anchorId="63D70494">
-          <v:rect id="_x0000_i1109" style="width:0;height:1.5pt" o:hralign="center" o:hrstd="t" o:hr="t" fillcolor="#a0a0a0" stroked="f"/>
+          <v:rect id="_x0000_i1031" style="width:0;height:1.5pt" o:hralign="center" o:hrstd="t" o:hr="t" fillcolor="#a0a0a0" stroked="f"/>
         </w:pict>
       </w:r>
     </w:p>
@@ -885,7 +1321,7 @@
     <w:p>
       <w:r>
         <w:pict w14:anchorId="4AD780D9">
-          <v:rect id="_x0000_i1110" style="width:0;height:1.5pt" o:hralign="center" o:hrstd="t" o:hr="t" fillcolor="#a0a0a0" stroked="f"/>
+          <v:rect id="_x0000_i1032" style="width:0;height:1.5pt" o:hralign="center" o:hrstd="t" o:hr="t" fillcolor="#a0a0a0" stroked="f"/>
         </w:pict>
       </w:r>
     </w:p>
@@ -939,7 +1375,6 @@
     </w:p>
     <w:p>
       <w:r>
-        <w:lastRenderedPageBreak/>
         <w:t xml:space="preserve">"C:\Program Files\PostgreSQL\18\bin\psql.exe" -U </w:t>
       </w:r>
       <w:proofErr w:type="spellStart"/>
@@ -1011,7 +1446,7 @@
     <w:p>
       <w:r>
         <w:pict w14:anchorId="4876F1ED">
-          <v:rect id="_x0000_i1111" style="width:0;height:1.5pt" o:hralign="center" o:hrstd="t" o:hr="t" fillcolor="#a0a0a0" stroked="f"/>
+          <v:rect id="_x0000_i1033" style="width:0;height:1.5pt" o:hralign="center" o:hrstd="t" o:hr="t" fillcolor="#a0a0a0" stroked="f"/>
         </w:pict>
       </w:r>
     </w:p>
@@ -1115,8 +1550,9 @@
     </w:p>
     <w:p>
       <w:r>
+        <w:lastRenderedPageBreak/>
         <w:pict w14:anchorId="162BFCEC">
-          <v:rect id="_x0000_i1112" style="width:0;height:1.5pt" o:hralign="center" o:hrstd="t" o:hr="t" fillcolor="#a0a0a0" stroked="f"/>
+          <v:rect id="_x0000_i1034" style="width:0;height:1.5pt" o:hralign="center" o:hrstd="t" o:hr="t" fillcolor="#a0a0a0" stroked="f"/>
         </w:pict>
       </w:r>
     </w:p>
@@ -1228,7 +1664,7 @@
     <w:p>
       <w:r>
         <w:pict w14:anchorId="3092ABD3">
-          <v:rect id="_x0000_i1113" style="width:0;height:1.5pt" o:hralign="center" o:hrstd="t" o:hr="t" fillcolor="#a0a0a0" stroked="f"/>
+          <v:rect id="_x0000_i1035" style="width:0;height:1.5pt" o:hralign="center" o:hrstd="t" o:hr="t" fillcolor="#a0a0a0" stroked="f"/>
         </w:pict>
       </w:r>
     </w:p>
@@ -1329,7 +1765,7 @@
     <w:p>
       <w:r>
         <w:pict w14:anchorId="05D67913">
-          <v:rect id="_x0000_i1114" style="width:0;height:1.5pt" o:hralign="center" o:hrstd="t" o:hr="t" fillcolor="#a0a0a0" stroked="f"/>
+          <v:rect id="_x0000_i1036" style="width:0;height:1.5pt" o:hralign="center" o:hrstd="t" o:hr="t" fillcolor="#a0a0a0" stroked="f"/>
         </w:pict>
       </w:r>
     </w:p>
@@ -1358,7 +1794,6 @@
     </w:p>
     <w:p>
       <w:r>
-        <w:lastRenderedPageBreak/>
         <w:t xml:space="preserve">Esse procedimento garante um </w:t>
       </w:r>
       <w:r>
@@ -1375,7 +1810,7 @@
     <w:p>
       <w:r>
         <w:pict w14:anchorId="0FEF82F4">
-          <v:rect id="_x0000_i1115" style="width:0;height:1.5pt" o:hralign="center" o:hrstd="t" o:hr="t" fillcolor="#a0a0a0" stroked="f"/>
+          <v:rect id="_x0000_i1037" style="width:0;height:1.5pt" o:hralign="center" o:hrstd="t" o:hr="t" fillcolor="#a0a0a0" stroked="f"/>
         </w:pict>
       </w:r>
     </w:p>
@@ -2784,6 +3219,7 @@
   <w:style w:type="paragraph" w:default="1" w:styleId="Normal">
     <w:name w:val="Normal"/>
     <w:qFormat/>
+    <w:rsid w:val="008D5840"/>
   </w:style>
   <w:style w:type="paragraph" w:styleId="Ttulo1">
     <w:name w:val="heading 1"/>
